--- a/templates/hire.docx
+++ b/templates/hire.docx
@@ -8052,7 +8052,7 @@
                 <w:cs/>
                 <w:lang w:eastAsia="zh-CN"/>
               </w:rPr>
-              <w:t>นางสุวรรณา ขจรวุฒิเดช</w:t>
+              <w:t>{sellerSig1} </w:t>
             </w:r>
             <w:r>
               <w:rPr>
@@ -8062,8 +8062,9 @@
                 <w:cs/>
                 <w:lang w:eastAsia="zh-CN"/>
               </w:rPr>
-              <w:t xml:space="preserve"> </w:t>
+              <w:t>และ</w:t>
             </w:r>
+            <w:bookmarkStart w:id="1" w:name="_Hlk125030580"/>
             <w:r>
               <w:rPr>
                 <w:rFonts w:ascii="Cordia New" w:eastAsia="Cordia New" w:hAnsi="Cordia New" w:cs="CordiaUPC" w:hint="cs"/>
@@ -8072,9 +8073,8 @@
                 <w:cs/>
                 <w:lang w:eastAsia="zh-CN"/>
               </w:rPr>
-              <w:t>และ</w:t>
+              <w:t xml:space="preserve"> </w:t>
             </w:r>
-            <w:bookmarkStart w:id="1" w:name="_Hlk125030580"/>
             <w:r>
               <w:rPr>
                 <w:rFonts w:ascii="Cordia New" w:eastAsia="Cordia New" w:hAnsi="Cordia New" w:cs="CordiaUPC" w:hint="cs"/>
@@ -8083,84 +8083,7 @@
                 <w:cs/>
                 <w:lang w:eastAsia="zh-CN"/>
               </w:rPr>
-              <w:t xml:space="preserve"> </w:t>
-            </w:r>
-            <w:r>
-              <w:rPr>
-                <w:rFonts w:ascii="Cordia New" w:eastAsia="Cordia New" w:hAnsi="Cordia New" w:cs="CordiaUPC" w:hint="cs"/>
-                <w:sz w:val="30"/>
-                <w:szCs w:val="30"/>
-                <w:cs/>
-                <w:lang w:eastAsia="zh-CN"/>
-              </w:rPr>
-              <w:t>น</w:t>
-            </w:r>
-            <w:r>
-              <w:rPr>
-                <w:rFonts w:ascii="Cordia New" w:eastAsia="Cordia New" w:hAnsi="Cordia New" w:cs="CordiaUPC" w:hint="cs"/>
-                <w:sz w:val="30"/>
-                <w:szCs w:val="30"/>
-                <w:cs/>
-                <w:lang w:eastAsia="zh-CN"/>
-              </w:rPr>
-              <w:t>างสาว</w:t>
-            </w:r>
-            <w:r>
-              <w:rPr>
-                <w:rFonts w:ascii="Cordia New" w:eastAsia="Cordia New" w:hAnsi="Cordia New" w:cs="CordiaUPC" w:hint="cs"/>
-                <w:sz w:val="30"/>
-                <w:szCs w:val="30"/>
-                <w:cs/>
-                <w:lang w:eastAsia="zh-CN"/>
-              </w:rPr>
-              <w:t>พัชรีรัตน์</w:t>
-            </w:r>
-            <w:r>
-              <w:rPr>
-                <w:rFonts w:ascii="Cordia New" w:eastAsia="Cordia New" w:hAnsi="Cordia New" w:cs="CordiaUPC" w:hint="cs"/>
-                <w:sz w:val="30"/>
-                <w:szCs w:val="30"/>
-                <w:cs/>
-                <w:lang w:eastAsia="zh-CN"/>
-              </w:rPr>
-              <w:t xml:space="preserve">  </w:t>
-            </w:r>
-            <w:r>
-              <w:rPr>
-                <w:rFonts w:ascii="Cordia New" w:eastAsia="Cordia New" w:hAnsi="Cordia New" w:cs="CordiaUPC" w:hint="cs"/>
-                <w:sz w:val="30"/>
-                <w:szCs w:val="30"/>
-                <w:cs/>
-                <w:lang w:eastAsia="zh-CN"/>
-              </w:rPr>
-              <w:t>ขจรวุฒิเดชภัทร์</w:t>
-            </w:r>
-            <w:bookmarkEnd w:id="1"/>
-          </w:p>
-        </w:tc>
-        <w:tc>
-          <w:tcPr>
-            <w:tcW w:w="1800" w:type="dxa"/>
-          </w:tcPr>
-          <w:p>
-            <w:pPr>
-              <w:spacing w:before="60" w:after="60"/>
-              <w:jc w:val="both"/>
-              <w:rPr>
-                <w:rFonts w:ascii="Cordia New" w:eastAsia="Cordia New" w:hAnsi="Cordia New" w:cs="CordiaUPC"/>
-                <w:sz w:val="30"/>
-                <w:szCs w:val="30"/>
-                <w:lang w:eastAsia="zh-CN"/>
-              </w:rPr>
-            </w:pPr>
-            <w:r>
-              <w:rPr>
-                <w:rFonts w:ascii="Cordia New" w:eastAsia="Cordia New" w:hAnsi="Cordia New" w:cs="CordiaUPC"/>
-                <w:sz w:val="30"/>
-                <w:szCs w:val="30"/>
-                <w:lang w:eastAsia="zh-CN"/>
-              </w:rPr>
-              <w:t>)</w:t>
+              <w:t>{sellerSig2})</w:t>
             </w:r>
           </w:p>
         </w:tc>
@@ -8346,42 +8269,7 @@
                 <w:szCs w:val="32"/>
                 <w:cs/>
               </w:rPr>
-              <w:t>นางสาว</w:t>
-            </w:r>
-            <w:r>
-              <w:rPr>
-                <w:rFonts w:ascii="CordiaUPC" w:hAnsi="CordiaUPC" w:cs="CordiaUPC"/>
-                <w:sz w:val="32"/>
-                <w:szCs w:val="32"/>
-                <w:cs/>
-              </w:rPr>
-              <w:t>นัชภัค ขจรวุฒิเดช</w:t>
-            </w:r>
-          </w:p>
-        </w:tc>
-        <w:tc>
-          <w:tcPr>
-            <w:tcW w:w="1800" w:type="dxa"/>
-          </w:tcPr>
-          <w:p>
-            <w:pPr>
-              <w:spacing w:before="60" w:after="60"/>
-              <w:jc w:val="both"/>
-              <w:rPr>
-                <w:rFonts w:ascii="Cordia New" w:eastAsia="Cordia New" w:hAnsi="Cordia New" w:cs="CordiaUPC"/>
-                <w:sz w:val="30"/>
-                <w:szCs w:val="30"/>
-                <w:lang w:eastAsia="zh-CN"/>
-              </w:rPr>
-            </w:pPr>
-            <w:r>
-              <w:rPr>
-                <w:rFonts w:ascii="Cordia New" w:eastAsia="Cordia New" w:hAnsi="Cordia New" w:cs="CordiaUPC"/>
-                <w:sz w:val="30"/>
-                <w:szCs w:val="30"/>
-                <w:lang w:eastAsia="zh-CN"/>
-              </w:rPr>
-              <w:t>)</w:t>
+              <w:t>{witness1})</w:t>
             </w:r>
           </w:p>
         </w:tc>
@@ -8568,43 +8456,7 @@
                 <w:cs/>
                 <w:lang w:eastAsia="zh-CN"/>
               </w:rPr>
-              <w:t>นางสาว</w:t>
-            </w:r>
-            <w:r>
-              <w:rPr>
-                <w:rFonts w:ascii="Cordia New" w:eastAsia="Cordia New" w:hAnsi="Cordia New" w:cs="CordiaUPC" w:hint="cs"/>
-                <w:sz w:val="32"/>
-                <w:szCs w:val="32"/>
-                <w:cs/>
-                <w:lang w:eastAsia="zh-CN"/>
-              </w:rPr>
-              <w:t>ธัญรดี ตะกิ่นนอก</w:t>
-            </w:r>
-          </w:p>
-        </w:tc>
-        <w:tc>
-          <w:tcPr>
-            <w:tcW w:w="1800" w:type="dxa"/>
-          </w:tcPr>
-          <w:p>
-            <w:pPr>
-              <w:spacing w:before="60" w:after="60"/>
-              <w:jc w:val="both"/>
-              <w:rPr>
-                <w:rFonts w:ascii="Cordia New" w:eastAsia="Cordia New" w:hAnsi="Cordia New" w:cs="CordiaUPC"/>
-                <w:sz w:val="32"/>
-                <w:szCs w:val="32"/>
-                <w:lang w:eastAsia="zh-CN"/>
-              </w:rPr>
-            </w:pPr>
-            <w:r>
-              <w:rPr>
-                <w:rFonts w:ascii="Cordia New" w:eastAsia="Cordia New" w:hAnsi="Cordia New" w:cs="CordiaUPC"/>
-                <w:sz w:val="32"/>
-                <w:szCs w:val="32"/>
-                <w:lang w:eastAsia="zh-CN"/>
-              </w:rPr>
-              <w:t>)</w:t>
+              <w:t>{witness2})</w:t>
             </w:r>
           </w:p>
         </w:tc>
